--- a/Practicas/Practica1/Diccionario.docx
+++ b/Practicas/Practica1/Diccionario.docx
@@ -269,21 +269,7 @@
         <w:rPr>
           <w:rFonts w:ascii="Arial" w:hAnsi="Arial" w:cs="Arial"/>
         </w:rPr>
-        <w:t xml:space="preserve">Este documento detalla cada una de las entidades identificadas en el enunciado de la práctica, junto con sus atributos, tipos de dato y dominios correspondientes. Sirve como referencia para la construcción del modelo lógico y relacional en Oracle SQL Data </w:t>
-      </w:r>
-      <w:proofErr w:type="spellStart"/>
-      <w:r>
-        <w:rPr>
-          <w:rFonts w:ascii="Arial" w:hAnsi="Arial" w:cs="Arial"/>
-        </w:rPr>
-        <w:t>Modeler</w:t>
-      </w:r>
-      <w:proofErr w:type="spellEnd"/>
-      <w:r>
-        <w:rPr>
-          <w:rFonts w:ascii="Arial" w:hAnsi="Arial" w:cs="Arial"/>
-        </w:rPr>
-        <w:t>, y como soporte documental del diseño entregado.</w:t>
+        <w:t>Este documento detalla cada una de las entidades identificadas en el enunciado de la práctica, junto con sus atributos, tipos de dato y dominios correspondientes. Sirve como referencia para la construcción del modelo lógico y relacional en Oracle SQL Data Modeler, y como soporte documental del diseño entregado.</w:t>
       </w:r>
     </w:p>
     <w:p>
@@ -383,12 +369,6 @@
         <w:gridCol w:w="1129"/>
       </w:tblGrid>
       <w:tr>
-        <w:tblPrEx>
-          <w:tblCellMar>
-            <w:top w:w="0" w:type="dxa"/>
-            <w:bottom w:w="0" w:type="dxa"/>
-          </w:tblCellMar>
-        </w:tblPrEx>
         <w:trPr>
           <w:tblHeader/>
         </w:trPr>
@@ -538,12 +518,6 @@
         </w:tc>
       </w:tr>
       <w:tr>
-        <w:tblPrEx>
-          <w:tblCellMar>
-            <w:top w:w="0" w:type="dxa"/>
-            <w:bottom w:w="0" w:type="dxa"/>
-          </w:tblCellMar>
-        </w:tblPrEx>
         <w:tc>
           <w:tcPr>
             <w:tcW w:w="2200" w:type="dxa"/>
@@ -567,7 +541,6 @@
                 <w:rFonts w:ascii="Arial" w:hAnsi="Arial" w:cs="Arial"/>
               </w:rPr>
             </w:pPr>
-            <w:proofErr w:type="spellStart"/>
             <w:r>
               <w:rPr>
                 <w:rFonts w:ascii="Arial" w:hAnsi="Arial" w:cs="Arial"/>
@@ -578,7 +551,6 @@
               </w:rPr>
               <w:t>id_instituto</w:t>
             </w:r>
-            <w:proofErr w:type="spellEnd"/>
           </w:p>
         </w:tc>
         <w:tc>
@@ -694,12 +666,6 @@
         </w:tc>
       </w:tr>
       <w:tr>
-        <w:tblPrEx>
-          <w:tblCellMar>
-            <w:top w:w="0" w:type="dxa"/>
-            <w:bottom w:w="0" w:type="dxa"/>
-          </w:tblCellMar>
-        </w:tblPrEx>
         <w:tc>
           <w:tcPr>
             <w:tcW w:w="2200" w:type="dxa"/>
@@ -830,12 +796,6 @@
         </w:tc>
       </w:tr>
       <w:tr>
-        <w:tblPrEx>
-          <w:tblCellMar>
-            <w:top w:w="0" w:type="dxa"/>
-            <w:bottom w:w="0" w:type="dxa"/>
-          </w:tblCellMar>
-        </w:tblPrEx>
         <w:tc>
           <w:tcPr>
             <w:tcW w:w="2200" w:type="dxa"/>
@@ -859,7 +819,6 @@
                 <w:rFonts w:ascii="Arial" w:hAnsi="Arial" w:cs="Arial"/>
               </w:rPr>
             </w:pPr>
-            <w:proofErr w:type="spellStart"/>
             <w:r>
               <w:rPr>
                 <w:rFonts w:ascii="Arial" w:hAnsi="Arial" w:cs="Arial"/>
@@ -868,7 +827,6 @@
               </w:rPr>
               <w:t>direccion</w:t>
             </w:r>
-            <w:proofErr w:type="spellEnd"/>
           </w:p>
         </w:tc>
         <w:tc>
@@ -964,12 +922,6 @@
         </w:tc>
       </w:tr>
       <w:tr>
-        <w:tblPrEx>
-          <w:tblCellMar>
-            <w:top w:w="0" w:type="dxa"/>
-            <w:bottom w:w="0" w:type="dxa"/>
-          </w:tblCellMar>
-        </w:tblPrEx>
         <w:tc>
           <w:tcPr>
             <w:tcW w:w="2200" w:type="dxa"/>
@@ -994,7 +946,6 @@
                 <w:rFonts w:ascii="Arial" w:hAnsi="Arial" w:cs="Arial"/>
               </w:rPr>
             </w:pPr>
-            <w:proofErr w:type="spellStart"/>
             <w:r>
               <w:rPr>
                 <w:rFonts w:ascii="Arial" w:hAnsi="Arial" w:cs="Arial"/>
@@ -1003,7 +954,6 @@
               </w:rPr>
               <w:t>codigo_autorizacion</w:t>
             </w:r>
-            <w:proofErr w:type="spellEnd"/>
           </w:p>
         </w:tc>
         <w:tc>
@@ -1165,12 +1115,6 @@
         <w:gridCol w:w="1130"/>
       </w:tblGrid>
       <w:tr>
-        <w:tblPrEx>
-          <w:tblCellMar>
-            <w:top w:w="0" w:type="dxa"/>
-            <w:bottom w:w="0" w:type="dxa"/>
-          </w:tblCellMar>
-        </w:tblPrEx>
         <w:trPr>
           <w:tblHeader/>
         </w:trPr>
@@ -1320,12 +1264,6 @@
         </w:tc>
       </w:tr>
       <w:tr>
-        <w:tblPrEx>
-          <w:tblCellMar>
-            <w:top w:w="0" w:type="dxa"/>
-            <w:bottom w:w="0" w:type="dxa"/>
-          </w:tblCellMar>
-        </w:tblPrEx>
         <w:tc>
           <w:tcPr>
             <w:tcW w:w="2200" w:type="dxa"/>
@@ -1349,7 +1287,6 @@
                 <w:rFonts w:ascii="Arial" w:hAnsi="Arial" w:cs="Arial"/>
               </w:rPr>
             </w:pPr>
-            <w:proofErr w:type="spellStart"/>
             <w:r>
               <w:rPr>
                 <w:rFonts w:ascii="Arial" w:hAnsi="Arial" w:cs="Arial"/>
@@ -1360,7 +1297,6 @@
               </w:rPr>
               <w:t>id_catedratico</w:t>
             </w:r>
-            <w:proofErr w:type="spellEnd"/>
           </w:p>
         </w:tc>
         <w:tc>
@@ -1476,12 +1412,6 @@
         </w:tc>
       </w:tr>
       <w:tr>
-        <w:tblPrEx>
-          <w:tblCellMar>
-            <w:top w:w="0" w:type="dxa"/>
-            <w:bottom w:w="0" w:type="dxa"/>
-          </w:tblCellMar>
-        </w:tblPrEx>
         <w:tc>
           <w:tcPr>
             <w:tcW w:w="2200" w:type="dxa"/>
@@ -1506,7 +1436,6 @@
                 <w:rFonts w:ascii="Arial" w:hAnsi="Arial" w:cs="Arial"/>
               </w:rPr>
             </w:pPr>
-            <w:proofErr w:type="spellStart"/>
             <w:r>
               <w:rPr>
                 <w:rFonts w:ascii="Arial" w:hAnsi="Arial" w:cs="Arial"/>
@@ -1517,7 +1446,6 @@
               </w:rPr>
               <w:t>id_instituto</w:t>
             </w:r>
-            <w:proofErr w:type="spellEnd"/>
           </w:p>
         </w:tc>
         <w:tc>
@@ -1636,12 +1564,6 @@
         </w:tc>
       </w:tr>
       <w:tr>
-        <w:tblPrEx>
-          <w:tblCellMar>
-            <w:top w:w="0" w:type="dxa"/>
-            <w:bottom w:w="0" w:type="dxa"/>
-          </w:tblCellMar>
-        </w:tblPrEx>
         <w:tc>
           <w:tcPr>
             <w:tcW w:w="2200" w:type="dxa"/>
@@ -1768,12 +1690,6 @@
         </w:tc>
       </w:tr>
       <w:tr>
-        <w:tblPrEx>
-          <w:tblCellMar>
-            <w:top w:w="0" w:type="dxa"/>
-            <w:bottom w:w="0" w:type="dxa"/>
-          </w:tblCellMar>
-        </w:tblPrEx>
         <w:tc>
           <w:tcPr>
             <w:tcW w:w="2200" w:type="dxa"/>
@@ -1798,7 +1714,6 @@
                 <w:rFonts w:ascii="Arial" w:hAnsi="Arial" w:cs="Arial"/>
               </w:rPr>
             </w:pPr>
-            <w:proofErr w:type="spellStart"/>
             <w:r>
               <w:rPr>
                 <w:rFonts w:ascii="Arial" w:hAnsi="Arial" w:cs="Arial"/>
@@ -1807,7 +1722,6 @@
               </w:rPr>
               <w:t>identificacion</w:t>
             </w:r>
-            <w:proofErr w:type="spellEnd"/>
           </w:p>
         </w:tc>
         <w:tc>
@@ -1906,12 +1820,6 @@
         </w:tc>
       </w:tr>
       <w:tr>
-        <w:tblPrEx>
-          <w:tblCellMar>
-            <w:top w:w="0" w:type="dxa"/>
-            <w:bottom w:w="0" w:type="dxa"/>
-          </w:tblCellMar>
-        </w:tblPrEx>
         <w:tc>
           <w:tcPr>
             <w:tcW w:w="2200" w:type="dxa"/>
@@ -1935,7 +1843,6 @@
                 <w:rFonts w:ascii="Arial" w:hAnsi="Arial" w:cs="Arial"/>
               </w:rPr>
             </w:pPr>
-            <w:proofErr w:type="spellStart"/>
             <w:r>
               <w:rPr>
                 <w:rFonts w:ascii="Arial" w:hAnsi="Arial" w:cs="Arial"/>
@@ -1944,7 +1851,6 @@
               </w:rPr>
               <w:t>telefono</w:t>
             </w:r>
-            <w:proofErr w:type="spellEnd"/>
           </w:p>
         </w:tc>
         <w:tc>
@@ -2040,12 +1946,6 @@
         </w:tc>
       </w:tr>
       <w:tr>
-        <w:tblPrEx>
-          <w:tblCellMar>
-            <w:top w:w="0" w:type="dxa"/>
-            <w:bottom w:w="0" w:type="dxa"/>
-          </w:tblCellMar>
-        </w:tblPrEx>
         <w:tc>
           <w:tcPr>
             <w:tcW w:w="2200" w:type="dxa"/>
@@ -2239,12 +2139,6 @@
         <w:gridCol w:w="1124"/>
       </w:tblGrid>
       <w:tr>
-        <w:tblPrEx>
-          <w:tblCellMar>
-            <w:top w:w="0" w:type="dxa"/>
-            <w:bottom w:w="0" w:type="dxa"/>
-          </w:tblCellMar>
-        </w:tblPrEx>
         <w:trPr>
           <w:tblHeader/>
         </w:trPr>
@@ -2394,12 +2288,6 @@
         </w:tc>
       </w:tr>
       <w:tr>
-        <w:tblPrEx>
-          <w:tblCellMar>
-            <w:top w:w="0" w:type="dxa"/>
-            <w:bottom w:w="0" w:type="dxa"/>
-          </w:tblCellMar>
-        </w:tblPrEx>
         <w:tc>
           <w:tcPr>
             <w:tcW w:w="2200" w:type="dxa"/>
@@ -2423,7 +2311,6 @@
                 <w:rFonts w:ascii="Arial" w:hAnsi="Arial" w:cs="Arial"/>
               </w:rPr>
             </w:pPr>
-            <w:proofErr w:type="spellStart"/>
             <w:r>
               <w:rPr>
                 <w:rFonts w:ascii="Arial" w:hAnsi="Arial" w:cs="Arial"/>
@@ -2434,7 +2321,6 @@
               </w:rPr>
               <w:t>id_estudiante</w:t>
             </w:r>
-            <w:proofErr w:type="spellEnd"/>
           </w:p>
         </w:tc>
         <w:tc>
@@ -2550,12 +2436,6 @@
         </w:tc>
       </w:tr>
       <w:tr>
-        <w:tblPrEx>
-          <w:tblCellMar>
-            <w:top w:w="0" w:type="dxa"/>
-            <w:bottom w:w="0" w:type="dxa"/>
-          </w:tblCellMar>
-        </w:tblPrEx>
         <w:tc>
           <w:tcPr>
             <w:tcW w:w="2200" w:type="dxa"/>
@@ -2580,7 +2460,6 @@
                 <w:rFonts w:ascii="Arial" w:hAnsi="Arial" w:cs="Arial"/>
               </w:rPr>
             </w:pPr>
-            <w:proofErr w:type="spellStart"/>
             <w:r>
               <w:rPr>
                 <w:rFonts w:ascii="Arial" w:hAnsi="Arial" w:cs="Arial"/>
@@ -2591,7 +2470,6 @@
               </w:rPr>
               <w:t>id_instituto</w:t>
             </w:r>
-            <w:proofErr w:type="spellEnd"/>
           </w:p>
         </w:tc>
         <w:tc>
@@ -2710,12 +2588,6 @@
         </w:tc>
       </w:tr>
       <w:tr>
-        <w:tblPrEx>
-          <w:tblCellMar>
-            <w:top w:w="0" w:type="dxa"/>
-            <w:bottom w:w="0" w:type="dxa"/>
-          </w:tblCellMar>
-        </w:tblPrEx>
         <w:tc>
           <w:tcPr>
             <w:tcW w:w="2200" w:type="dxa"/>
@@ -2739,7 +2611,6 @@
                 <w:rFonts w:ascii="Arial" w:hAnsi="Arial" w:cs="Arial"/>
               </w:rPr>
             </w:pPr>
-            <w:proofErr w:type="spellStart"/>
             <w:r>
               <w:rPr>
                 <w:rFonts w:ascii="Arial" w:hAnsi="Arial" w:cs="Arial"/>
@@ -2748,7 +2619,6 @@
               </w:rPr>
               <w:t>nombre_completo</w:t>
             </w:r>
-            <w:proofErr w:type="spellEnd"/>
           </w:p>
         </w:tc>
         <w:tc>
@@ -2844,12 +2714,6 @@
         </w:tc>
       </w:tr>
       <w:tr>
-        <w:tblPrEx>
-          <w:tblCellMar>
-            <w:top w:w="0" w:type="dxa"/>
-            <w:bottom w:w="0" w:type="dxa"/>
-          </w:tblCellMar>
-        </w:tblPrEx>
         <w:tc>
           <w:tcPr>
             <w:tcW w:w="2200" w:type="dxa"/>
@@ -2980,12 +2844,6 @@
         </w:tc>
       </w:tr>
       <w:tr>
-        <w:tblPrEx>
-          <w:tblCellMar>
-            <w:top w:w="0" w:type="dxa"/>
-            <w:bottom w:w="0" w:type="dxa"/>
-          </w:tblCellMar>
-        </w:tblPrEx>
         <w:tc>
           <w:tcPr>
             <w:tcW w:w="2200" w:type="dxa"/>
@@ -3009,7 +2867,6 @@
                 <w:rFonts w:ascii="Arial" w:hAnsi="Arial" w:cs="Arial"/>
               </w:rPr>
             </w:pPr>
-            <w:proofErr w:type="spellStart"/>
             <w:r>
               <w:rPr>
                 <w:rFonts w:ascii="Arial" w:hAnsi="Arial" w:cs="Arial"/>
@@ -3018,7 +2875,6 @@
               </w:rPr>
               <w:t>carrera_tecnica</w:t>
             </w:r>
-            <w:proofErr w:type="spellEnd"/>
           </w:p>
         </w:tc>
         <w:tc>
@@ -3114,12 +2970,6 @@
         </w:tc>
       </w:tr>
       <w:tr>
-        <w:tblPrEx>
-          <w:tblCellMar>
-            <w:top w:w="0" w:type="dxa"/>
-            <w:bottom w:w="0" w:type="dxa"/>
-          </w:tblCellMar>
-        </w:tblPrEx>
         <w:tc>
           <w:tcPr>
             <w:tcW w:w="2200" w:type="dxa"/>
@@ -3144,7 +2994,6 @@
                 <w:rFonts w:ascii="Arial" w:hAnsi="Arial" w:cs="Arial"/>
               </w:rPr>
             </w:pPr>
-            <w:proofErr w:type="spellStart"/>
             <w:r>
               <w:rPr>
                 <w:rFonts w:ascii="Arial" w:hAnsi="Arial" w:cs="Arial"/>
@@ -3153,7 +3002,6 @@
               </w:rPr>
               <w:t>direccion</w:t>
             </w:r>
-            <w:proofErr w:type="spellEnd"/>
           </w:p>
         </w:tc>
         <w:tc>
@@ -3252,12 +3100,6 @@
         </w:tc>
       </w:tr>
       <w:tr>
-        <w:tblPrEx>
-          <w:tblCellMar>
-            <w:top w:w="0" w:type="dxa"/>
-            <w:bottom w:w="0" w:type="dxa"/>
-          </w:tblCellMar>
-        </w:tblPrEx>
         <w:tc>
           <w:tcPr>
             <w:tcW w:w="2200" w:type="dxa"/>
@@ -3281,7 +3123,6 @@
                 <w:rFonts w:ascii="Arial" w:hAnsi="Arial" w:cs="Arial"/>
               </w:rPr>
             </w:pPr>
-            <w:proofErr w:type="spellStart"/>
             <w:r>
               <w:rPr>
                 <w:rFonts w:ascii="Arial" w:hAnsi="Arial" w:cs="Arial"/>
@@ -3291,7 +3132,6 @@
               <w:lastRenderedPageBreak/>
               <w:t>telefono</w:t>
             </w:r>
-            <w:proofErr w:type="spellEnd"/>
           </w:p>
         </w:tc>
         <w:tc>
@@ -3387,12 +3227,6 @@
         </w:tc>
       </w:tr>
       <w:tr>
-        <w:tblPrEx>
-          <w:tblCellMar>
-            <w:top w:w="0" w:type="dxa"/>
-            <w:bottom w:w="0" w:type="dxa"/>
-          </w:tblCellMar>
-        </w:tblPrEx>
         <w:tc>
           <w:tcPr>
             <w:tcW w:w="2200" w:type="dxa"/>
@@ -3417,7 +3251,6 @@
                 <w:rFonts w:ascii="Arial" w:hAnsi="Arial" w:cs="Arial"/>
               </w:rPr>
             </w:pPr>
-            <w:proofErr w:type="spellStart"/>
             <w:r>
               <w:rPr>
                 <w:rFonts w:ascii="Arial" w:hAnsi="Arial" w:cs="Arial"/>
@@ -3426,7 +3259,6 @@
               </w:rPr>
               <w:t>fecha_nacimiento</w:t>
             </w:r>
-            <w:proofErr w:type="spellEnd"/>
           </w:p>
         </w:tc>
         <w:tc>
@@ -3525,12 +3357,6 @@
         </w:tc>
       </w:tr>
       <w:tr>
-        <w:tblPrEx>
-          <w:tblCellMar>
-            <w:top w:w="0" w:type="dxa"/>
-            <w:bottom w:w="0" w:type="dxa"/>
-          </w:tblCellMar>
-        </w:tblPrEx>
         <w:tc>
           <w:tcPr>
             <w:tcW w:w="2200" w:type="dxa"/>
@@ -3657,12 +3483,6 @@
         </w:tc>
       </w:tr>
       <w:tr>
-        <w:tblPrEx>
-          <w:tblCellMar>
-            <w:top w:w="0" w:type="dxa"/>
-            <w:bottom w:w="0" w:type="dxa"/>
-          </w:tblCellMar>
-        </w:tblPrEx>
         <w:tc>
           <w:tcPr>
             <w:tcW w:w="2200" w:type="dxa"/>
@@ -3687,7 +3507,6 @@
                 <w:rFonts w:ascii="Arial" w:hAnsi="Arial" w:cs="Arial"/>
               </w:rPr>
             </w:pPr>
-            <w:proofErr w:type="spellStart"/>
             <w:r>
               <w:rPr>
                 <w:rFonts w:ascii="Arial" w:hAnsi="Arial" w:cs="Arial"/>
@@ -3696,7 +3515,6 @@
               </w:rPr>
               <w:t>departamento_residencia</w:t>
             </w:r>
-            <w:proofErr w:type="spellEnd"/>
           </w:p>
         </w:tc>
         <w:tc>
@@ -3795,12 +3613,6 @@
         </w:tc>
       </w:tr>
       <w:tr>
-        <w:tblPrEx>
-          <w:tblCellMar>
-            <w:top w:w="0" w:type="dxa"/>
-            <w:bottom w:w="0" w:type="dxa"/>
-          </w:tblCellMar>
-        </w:tblPrEx>
         <w:tc>
           <w:tcPr>
             <w:tcW w:w="2200" w:type="dxa"/>
@@ -3824,7 +3636,6 @@
                 <w:rFonts w:ascii="Arial" w:hAnsi="Arial" w:cs="Arial"/>
               </w:rPr>
             </w:pPr>
-            <w:proofErr w:type="spellStart"/>
             <w:r>
               <w:rPr>
                 <w:rFonts w:ascii="Arial" w:hAnsi="Arial" w:cs="Arial"/>
@@ -3833,7 +3644,6 @@
               </w:rPr>
               <w:t>municipio_residencia</w:t>
             </w:r>
-            <w:proofErr w:type="spellEnd"/>
           </w:p>
         </w:tc>
         <w:tc>
@@ -3929,12 +3739,6 @@
         </w:tc>
       </w:tr>
       <w:tr>
-        <w:tblPrEx>
-          <w:tblCellMar>
-            <w:top w:w="0" w:type="dxa"/>
-            <w:bottom w:w="0" w:type="dxa"/>
-          </w:tblCellMar>
-        </w:tblPrEx>
         <w:tc>
           <w:tcPr>
             <w:tcW w:w="2200" w:type="dxa"/>
@@ -3959,7 +3763,6 @@
                 <w:rFonts w:ascii="Arial" w:hAnsi="Arial" w:cs="Arial"/>
               </w:rPr>
             </w:pPr>
-            <w:proofErr w:type="spellStart"/>
             <w:r>
               <w:rPr>
                 <w:rFonts w:ascii="Arial" w:hAnsi="Arial" w:cs="Arial"/>
@@ -3968,7 +3771,6 @@
               </w:rPr>
               <w:t>es_repitencia</w:t>
             </w:r>
-            <w:proofErr w:type="spellEnd"/>
           </w:p>
         </w:tc>
         <w:tc>
@@ -4140,12 +3942,6 @@
         <w:gridCol w:w="1130"/>
       </w:tblGrid>
       <w:tr>
-        <w:tblPrEx>
-          <w:tblCellMar>
-            <w:top w:w="0" w:type="dxa"/>
-            <w:bottom w:w="0" w:type="dxa"/>
-          </w:tblCellMar>
-        </w:tblPrEx>
         <w:trPr>
           <w:tblHeader/>
         </w:trPr>
@@ -4295,12 +4091,6 @@
         </w:tc>
       </w:tr>
       <w:tr>
-        <w:tblPrEx>
-          <w:tblCellMar>
-            <w:top w:w="0" w:type="dxa"/>
-            <w:bottom w:w="0" w:type="dxa"/>
-          </w:tblCellMar>
-        </w:tblPrEx>
         <w:tc>
           <w:tcPr>
             <w:tcW w:w="2200" w:type="dxa"/>
@@ -4324,7 +4114,6 @@
                 <w:rFonts w:ascii="Arial" w:hAnsi="Arial" w:cs="Arial"/>
               </w:rPr>
             </w:pPr>
-            <w:proofErr w:type="spellStart"/>
             <w:r>
               <w:rPr>
                 <w:rFonts w:ascii="Arial" w:hAnsi="Arial" w:cs="Arial"/>
@@ -4335,7 +4124,6 @@
               </w:rPr>
               <w:t>id_empresa</w:t>
             </w:r>
-            <w:proofErr w:type="spellEnd"/>
           </w:p>
         </w:tc>
         <w:tc>
@@ -4451,12 +4239,6 @@
         </w:tc>
       </w:tr>
       <w:tr>
-        <w:tblPrEx>
-          <w:tblCellMar>
-            <w:top w:w="0" w:type="dxa"/>
-            <w:bottom w:w="0" w:type="dxa"/>
-          </w:tblCellMar>
-        </w:tblPrEx>
         <w:tc>
           <w:tcPr>
             <w:tcW w:w="2200" w:type="dxa"/>
@@ -4587,12 +4369,6 @@
         </w:tc>
       </w:tr>
       <w:tr>
-        <w:tblPrEx>
-          <w:tblCellMar>
-            <w:top w:w="0" w:type="dxa"/>
-            <w:bottom w:w="0" w:type="dxa"/>
-          </w:tblCellMar>
-        </w:tblPrEx>
         <w:tc>
           <w:tcPr>
             <w:tcW w:w="2200" w:type="dxa"/>
@@ -4616,7 +4392,6 @@
                 <w:rFonts w:ascii="Arial" w:hAnsi="Arial" w:cs="Arial"/>
               </w:rPr>
             </w:pPr>
-            <w:proofErr w:type="spellStart"/>
             <w:r>
               <w:rPr>
                 <w:rFonts w:ascii="Arial" w:hAnsi="Arial" w:cs="Arial"/>
@@ -4625,7 +4400,6 @@
               </w:rPr>
               <w:t>direccion</w:t>
             </w:r>
-            <w:proofErr w:type="spellEnd"/>
           </w:p>
         </w:tc>
         <w:tc>
@@ -4721,12 +4495,6 @@
         </w:tc>
       </w:tr>
       <w:tr>
-        <w:tblPrEx>
-          <w:tblCellMar>
-            <w:top w:w="0" w:type="dxa"/>
-            <w:bottom w:w="0" w:type="dxa"/>
-          </w:tblCellMar>
-        </w:tblPrEx>
         <w:tc>
           <w:tcPr>
             <w:tcW w:w="2200" w:type="dxa"/>
@@ -4751,7 +4519,6 @@
                 <w:rFonts w:ascii="Arial" w:hAnsi="Arial" w:cs="Arial"/>
               </w:rPr>
             </w:pPr>
-            <w:proofErr w:type="spellStart"/>
             <w:r>
               <w:rPr>
                 <w:rFonts w:ascii="Arial" w:hAnsi="Arial" w:cs="Arial"/>
@@ -4760,7 +4527,6 @@
               </w:rPr>
               <w:t>sector_economico</w:t>
             </w:r>
-            <w:proofErr w:type="spellEnd"/>
           </w:p>
         </w:tc>
         <w:tc>
@@ -4922,12 +4688,6 @@
         <w:gridCol w:w="1131"/>
       </w:tblGrid>
       <w:tr>
-        <w:tblPrEx>
-          <w:tblCellMar>
-            <w:top w:w="0" w:type="dxa"/>
-            <w:bottom w:w="0" w:type="dxa"/>
-          </w:tblCellMar>
-        </w:tblPrEx>
         <w:trPr>
           <w:tblHeader/>
         </w:trPr>
@@ -5077,12 +4837,6 @@
         </w:tc>
       </w:tr>
       <w:tr>
-        <w:tblPrEx>
-          <w:tblCellMar>
-            <w:top w:w="0" w:type="dxa"/>
-            <w:bottom w:w="0" w:type="dxa"/>
-          </w:tblCellMar>
-        </w:tblPrEx>
         <w:tc>
           <w:tcPr>
             <w:tcW w:w="2200" w:type="dxa"/>
@@ -5106,7 +4860,6 @@
                 <w:rFonts w:ascii="Arial" w:hAnsi="Arial" w:cs="Arial"/>
               </w:rPr>
             </w:pPr>
-            <w:proofErr w:type="spellStart"/>
             <w:r>
               <w:rPr>
                 <w:rFonts w:ascii="Arial" w:hAnsi="Arial" w:cs="Arial"/>
@@ -5117,7 +4870,6 @@
               </w:rPr>
               <w:t>id_contacto</w:t>
             </w:r>
-            <w:proofErr w:type="spellEnd"/>
           </w:p>
         </w:tc>
         <w:tc>
@@ -5233,12 +4985,6 @@
         </w:tc>
       </w:tr>
       <w:tr>
-        <w:tblPrEx>
-          <w:tblCellMar>
-            <w:top w:w="0" w:type="dxa"/>
-            <w:bottom w:w="0" w:type="dxa"/>
-          </w:tblCellMar>
-        </w:tblPrEx>
         <w:tc>
           <w:tcPr>
             <w:tcW w:w="2200" w:type="dxa"/>
@@ -5263,7 +5009,6 @@
                 <w:rFonts w:ascii="Arial" w:hAnsi="Arial" w:cs="Arial"/>
               </w:rPr>
             </w:pPr>
-            <w:proofErr w:type="spellStart"/>
             <w:r>
               <w:rPr>
                 <w:rFonts w:ascii="Arial" w:hAnsi="Arial" w:cs="Arial"/>
@@ -5274,7 +5019,6 @@
               </w:rPr>
               <w:t>id_empresa</w:t>
             </w:r>
-            <w:proofErr w:type="spellEnd"/>
           </w:p>
         </w:tc>
         <w:tc>
@@ -5393,12 +5137,6 @@
         </w:tc>
       </w:tr>
       <w:tr>
-        <w:tblPrEx>
-          <w:tblCellMar>
-            <w:top w:w="0" w:type="dxa"/>
-            <w:bottom w:w="0" w:type="dxa"/>
-          </w:tblCellMar>
-        </w:tblPrEx>
         <w:tc>
           <w:tcPr>
             <w:tcW w:w="2200" w:type="dxa"/>
@@ -5525,12 +5263,6 @@
         </w:tc>
       </w:tr>
       <w:tr>
-        <w:tblPrEx>
-          <w:tblCellMar>
-            <w:top w:w="0" w:type="dxa"/>
-            <w:bottom w:w="0" w:type="dxa"/>
-          </w:tblCellMar>
-        </w:tblPrEx>
         <w:tc>
           <w:tcPr>
             <w:tcW w:w="2200" w:type="dxa"/>
@@ -5555,7 +5287,6 @@
                 <w:rFonts w:ascii="Arial" w:hAnsi="Arial" w:cs="Arial"/>
               </w:rPr>
             </w:pPr>
-            <w:proofErr w:type="spellStart"/>
             <w:r>
               <w:rPr>
                 <w:rFonts w:ascii="Arial" w:hAnsi="Arial" w:cs="Arial"/>
@@ -5564,7 +5295,6 @@
               </w:rPr>
               <w:t>telefono</w:t>
             </w:r>
-            <w:proofErr w:type="spellEnd"/>
           </w:p>
         </w:tc>
         <w:tc>
@@ -5663,12 +5393,6 @@
         </w:tc>
       </w:tr>
       <w:tr>
-        <w:tblPrEx>
-          <w:tblCellMar>
-            <w:top w:w="0" w:type="dxa"/>
-            <w:bottom w:w="0" w:type="dxa"/>
-          </w:tblCellMar>
-        </w:tblPrEx>
         <w:tc>
           <w:tcPr>
             <w:tcW w:w="2200" w:type="dxa"/>
@@ -5858,12 +5582,6 @@
         <w:gridCol w:w="1129"/>
       </w:tblGrid>
       <w:tr>
-        <w:tblPrEx>
-          <w:tblCellMar>
-            <w:top w:w="0" w:type="dxa"/>
-            <w:bottom w:w="0" w:type="dxa"/>
-          </w:tblCellMar>
-        </w:tblPrEx>
         <w:trPr>
           <w:tblHeader/>
         </w:trPr>
@@ -6013,12 +5731,6 @@
         </w:tc>
       </w:tr>
       <w:tr>
-        <w:tblPrEx>
-          <w:tblCellMar>
-            <w:top w:w="0" w:type="dxa"/>
-            <w:bottom w:w="0" w:type="dxa"/>
-          </w:tblCellMar>
-        </w:tblPrEx>
         <w:tc>
           <w:tcPr>
             <w:tcW w:w="2200" w:type="dxa"/>
@@ -6042,7 +5754,6 @@
                 <w:rFonts w:ascii="Arial" w:hAnsi="Arial" w:cs="Arial"/>
               </w:rPr>
             </w:pPr>
-            <w:proofErr w:type="spellStart"/>
             <w:r>
               <w:rPr>
                 <w:rFonts w:ascii="Arial" w:hAnsi="Arial" w:cs="Arial"/>
@@ -6053,7 +5764,6 @@
               </w:rPr>
               <w:t>id_plaza</w:t>
             </w:r>
-            <w:proofErr w:type="spellEnd"/>
           </w:p>
         </w:tc>
         <w:tc>
@@ -6169,12 +5879,6 @@
         </w:tc>
       </w:tr>
       <w:tr>
-        <w:tblPrEx>
-          <w:tblCellMar>
-            <w:top w:w="0" w:type="dxa"/>
-            <w:bottom w:w="0" w:type="dxa"/>
-          </w:tblCellMar>
-        </w:tblPrEx>
         <w:tc>
           <w:tcPr>
             <w:tcW w:w="2200" w:type="dxa"/>
@@ -6199,7 +5903,6 @@
                 <w:rFonts w:ascii="Arial" w:hAnsi="Arial" w:cs="Arial"/>
               </w:rPr>
             </w:pPr>
-            <w:proofErr w:type="spellStart"/>
             <w:r>
               <w:rPr>
                 <w:rFonts w:ascii="Arial" w:hAnsi="Arial" w:cs="Arial"/>
@@ -6210,7 +5913,6 @@
               </w:rPr>
               <w:t>id_empresa</w:t>
             </w:r>
-            <w:proofErr w:type="spellEnd"/>
           </w:p>
         </w:tc>
         <w:tc>
@@ -6329,12 +6031,6 @@
         </w:tc>
       </w:tr>
       <w:tr>
-        <w:tblPrEx>
-          <w:tblCellMar>
-            <w:top w:w="0" w:type="dxa"/>
-            <w:bottom w:w="0" w:type="dxa"/>
-          </w:tblCellMar>
-        </w:tblPrEx>
         <w:tc>
           <w:tcPr>
             <w:tcW w:w="2200" w:type="dxa"/>
@@ -6358,7 +6054,6 @@
                 <w:rFonts w:ascii="Arial" w:hAnsi="Arial" w:cs="Arial"/>
               </w:rPr>
             </w:pPr>
-            <w:proofErr w:type="spellStart"/>
             <w:r>
               <w:rPr>
                 <w:rFonts w:ascii="Arial" w:hAnsi="Arial" w:cs="Arial"/>
@@ -6369,7 +6064,6 @@
               </w:rPr>
               <w:t>id_contacto</w:t>
             </w:r>
-            <w:proofErr w:type="spellEnd"/>
           </w:p>
         </w:tc>
         <w:tc>
@@ -6485,12 +6179,6 @@
         </w:tc>
       </w:tr>
       <w:tr>
-        <w:tblPrEx>
-          <w:tblCellMar>
-            <w:top w:w="0" w:type="dxa"/>
-            <w:bottom w:w="0" w:type="dxa"/>
-          </w:tblCellMar>
-        </w:tblPrEx>
         <w:tc>
           <w:tcPr>
             <w:tcW w:w="2200" w:type="dxa"/>
@@ -6515,7 +6203,6 @@
                 <w:rFonts w:ascii="Arial" w:hAnsi="Arial" w:cs="Arial"/>
               </w:rPr>
             </w:pPr>
-            <w:proofErr w:type="spellStart"/>
             <w:r>
               <w:rPr>
                 <w:rFonts w:ascii="Arial" w:hAnsi="Arial" w:cs="Arial"/>
@@ -6524,7 +6211,6 @@
               </w:rPr>
               <w:t>especialidad_tecnica</w:t>
             </w:r>
-            <w:proofErr w:type="spellEnd"/>
           </w:p>
         </w:tc>
         <w:tc>
@@ -6623,12 +6309,6 @@
         </w:tc>
       </w:tr>
       <w:tr>
-        <w:tblPrEx>
-          <w:tblCellMar>
-            <w:top w:w="0" w:type="dxa"/>
-            <w:bottom w:w="0" w:type="dxa"/>
-          </w:tblCellMar>
-        </w:tblPrEx>
         <w:tc>
           <w:tcPr>
             <w:tcW w:w="2200" w:type="dxa"/>
@@ -6652,7 +6332,6 @@
                 <w:rFonts w:ascii="Arial" w:hAnsi="Arial" w:cs="Arial"/>
               </w:rPr>
             </w:pPr>
-            <w:proofErr w:type="spellStart"/>
             <w:r>
               <w:rPr>
                 <w:rFonts w:ascii="Arial" w:hAnsi="Arial" w:cs="Arial"/>
@@ -6661,7 +6340,6 @@
               </w:rPr>
               <w:t>descripcion</w:t>
             </w:r>
-            <w:proofErr w:type="spellEnd"/>
           </w:p>
         </w:tc>
         <w:tc>
@@ -6820,12 +6498,6 @@
         <w:gridCol w:w="1140"/>
       </w:tblGrid>
       <w:tr>
-        <w:tblPrEx>
-          <w:tblCellMar>
-            <w:top w:w="0" w:type="dxa"/>
-            <w:bottom w:w="0" w:type="dxa"/>
-          </w:tblCellMar>
-        </w:tblPrEx>
         <w:trPr>
           <w:tblHeader/>
         </w:trPr>
@@ -6976,12 +6648,6 @@
         </w:tc>
       </w:tr>
       <w:tr>
-        <w:tblPrEx>
-          <w:tblCellMar>
-            <w:top w:w="0" w:type="dxa"/>
-            <w:bottom w:w="0" w:type="dxa"/>
-          </w:tblCellMar>
-        </w:tblPrEx>
         <w:tc>
           <w:tcPr>
             <w:tcW w:w="2200" w:type="dxa"/>
@@ -7005,7 +6671,6 @@
                 <w:rFonts w:ascii="Arial" w:hAnsi="Arial" w:cs="Arial"/>
               </w:rPr>
             </w:pPr>
-            <w:proofErr w:type="spellStart"/>
             <w:r>
               <w:rPr>
                 <w:rFonts w:ascii="Arial" w:hAnsi="Arial" w:cs="Arial"/>
@@ -7016,7 +6681,6 @@
               </w:rPr>
               <w:t>id_colocacion</w:t>
             </w:r>
-            <w:proofErr w:type="spellEnd"/>
           </w:p>
         </w:tc>
         <w:tc>
@@ -7132,12 +6796,6 @@
         </w:tc>
       </w:tr>
       <w:tr>
-        <w:tblPrEx>
-          <w:tblCellMar>
-            <w:top w:w="0" w:type="dxa"/>
-            <w:bottom w:w="0" w:type="dxa"/>
-          </w:tblCellMar>
-        </w:tblPrEx>
         <w:tc>
           <w:tcPr>
             <w:tcW w:w="2200" w:type="dxa"/>
@@ -7162,7 +6820,6 @@
                 <w:rFonts w:ascii="Arial" w:hAnsi="Arial" w:cs="Arial"/>
               </w:rPr>
             </w:pPr>
-            <w:proofErr w:type="spellStart"/>
             <w:r>
               <w:rPr>
                 <w:rFonts w:ascii="Arial" w:hAnsi="Arial" w:cs="Arial"/>
@@ -7173,7 +6830,6 @@
               </w:rPr>
               <w:t>id_estudiante</w:t>
             </w:r>
-            <w:proofErr w:type="spellEnd"/>
           </w:p>
         </w:tc>
         <w:tc>
@@ -7292,12 +6948,6 @@
         </w:tc>
       </w:tr>
       <w:tr>
-        <w:tblPrEx>
-          <w:tblCellMar>
-            <w:top w:w="0" w:type="dxa"/>
-            <w:bottom w:w="0" w:type="dxa"/>
-          </w:tblCellMar>
-        </w:tblPrEx>
         <w:tc>
           <w:tcPr>
             <w:tcW w:w="2200" w:type="dxa"/>
@@ -7321,7 +6971,6 @@
                 <w:rFonts w:ascii="Arial" w:hAnsi="Arial" w:cs="Arial"/>
               </w:rPr>
             </w:pPr>
-            <w:proofErr w:type="spellStart"/>
             <w:r>
               <w:rPr>
                 <w:rFonts w:ascii="Arial" w:hAnsi="Arial" w:cs="Arial"/>
@@ -7332,7 +6981,6 @@
               </w:rPr>
               <w:t>id_plaza</w:t>
             </w:r>
-            <w:proofErr w:type="spellEnd"/>
           </w:p>
         </w:tc>
         <w:tc>
@@ -7448,12 +7096,6 @@
         </w:tc>
       </w:tr>
       <w:tr>
-        <w:tblPrEx>
-          <w:tblCellMar>
-            <w:top w:w="0" w:type="dxa"/>
-            <w:bottom w:w="0" w:type="dxa"/>
-          </w:tblCellMar>
-        </w:tblPrEx>
         <w:tc>
           <w:tcPr>
             <w:tcW w:w="2200" w:type="dxa"/>
@@ -7478,7 +7120,6 @@
                 <w:rFonts w:ascii="Arial" w:hAnsi="Arial" w:cs="Arial"/>
               </w:rPr>
             </w:pPr>
-            <w:proofErr w:type="spellStart"/>
             <w:r>
               <w:rPr>
                 <w:rFonts w:ascii="Arial" w:hAnsi="Arial" w:cs="Arial"/>
@@ -7489,7 +7130,6 @@
               </w:rPr>
               <w:t>id_catedratico</w:t>
             </w:r>
-            <w:proofErr w:type="spellEnd"/>
           </w:p>
         </w:tc>
         <w:tc>
@@ -7608,12 +7248,6 @@
         </w:tc>
       </w:tr>
       <w:tr>
-        <w:tblPrEx>
-          <w:tblCellMar>
-            <w:top w:w="0" w:type="dxa"/>
-            <w:bottom w:w="0" w:type="dxa"/>
-          </w:tblCellMar>
-        </w:tblPrEx>
         <w:tc>
           <w:tcPr>
             <w:tcW w:w="2200" w:type="dxa"/>
@@ -7637,7 +7271,6 @@
                 <w:rFonts w:ascii="Arial" w:hAnsi="Arial" w:cs="Arial"/>
               </w:rPr>
             </w:pPr>
-            <w:proofErr w:type="spellStart"/>
             <w:r>
               <w:rPr>
                 <w:rFonts w:ascii="Arial" w:hAnsi="Arial" w:cs="Arial"/>
@@ -7646,7 +7279,6 @@
               </w:rPr>
               <w:t>fecha_inicio</w:t>
             </w:r>
-            <w:proofErr w:type="spellEnd"/>
           </w:p>
         </w:tc>
         <w:tc>
@@ -7742,12 +7374,6 @@
         </w:tc>
       </w:tr>
       <w:tr>
-        <w:tblPrEx>
-          <w:tblCellMar>
-            <w:top w:w="0" w:type="dxa"/>
-            <w:bottom w:w="0" w:type="dxa"/>
-          </w:tblCellMar>
-        </w:tblPrEx>
         <w:tc>
           <w:tcPr>
             <w:tcW w:w="2200" w:type="dxa"/>
@@ -7772,7 +7398,6 @@
                 <w:rFonts w:ascii="Arial" w:hAnsi="Arial" w:cs="Arial"/>
               </w:rPr>
             </w:pPr>
-            <w:proofErr w:type="spellStart"/>
             <w:r>
               <w:rPr>
                 <w:rFonts w:ascii="Arial" w:hAnsi="Arial" w:cs="Arial"/>
@@ -7781,7 +7406,6 @@
               </w:rPr>
               <w:t>fecha_fin</w:t>
             </w:r>
-            <w:proofErr w:type="spellEnd"/>
           </w:p>
         </w:tc>
         <w:tc>
@@ -7880,12 +7504,6 @@
         </w:tc>
       </w:tr>
       <w:tr>
-        <w:tblPrEx>
-          <w:tblCellMar>
-            <w:top w:w="0" w:type="dxa"/>
-            <w:bottom w:w="0" w:type="dxa"/>
-          </w:tblCellMar>
-        </w:tblPrEx>
         <w:tc>
           <w:tcPr>
             <w:tcW w:w="2200" w:type="dxa"/>
@@ -8075,12 +7693,6 @@
         <w:gridCol w:w="1129"/>
       </w:tblGrid>
       <w:tr>
-        <w:tblPrEx>
-          <w:tblCellMar>
-            <w:top w:w="0" w:type="dxa"/>
-            <w:bottom w:w="0" w:type="dxa"/>
-          </w:tblCellMar>
-        </w:tblPrEx>
         <w:trPr>
           <w:tblHeader/>
         </w:trPr>
@@ -8230,12 +7842,6 @@
         </w:tc>
       </w:tr>
       <w:tr>
-        <w:tblPrEx>
-          <w:tblCellMar>
-            <w:top w:w="0" w:type="dxa"/>
-            <w:bottom w:w="0" w:type="dxa"/>
-          </w:tblCellMar>
-        </w:tblPrEx>
         <w:tc>
           <w:tcPr>
             <w:tcW w:w="2200" w:type="dxa"/>
@@ -8259,7 +7865,6 @@
                 <w:rFonts w:ascii="Arial" w:hAnsi="Arial" w:cs="Arial"/>
               </w:rPr>
             </w:pPr>
-            <w:proofErr w:type="spellStart"/>
             <w:r>
               <w:rPr>
                 <w:rFonts w:ascii="Arial" w:hAnsi="Arial" w:cs="Arial"/>
@@ -8270,7 +7875,6 @@
               </w:rPr>
               <w:t>id_bitacora</w:t>
             </w:r>
-            <w:proofErr w:type="spellEnd"/>
           </w:p>
         </w:tc>
         <w:tc>
@@ -8386,12 +7990,6 @@
         </w:tc>
       </w:tr>
       <w:tr>
-        <w:tblPrEx>
-          <w:tblCellMar>
-            <w:top w:w="0" w:type="dxa"/>
-            <w:bottom w:w="0" w:type="dxa"/>
-          </w:tblCellMar>
-        </w:tblPrEx>
         <w:tc>
           <w:tcPr>
             <w:tcW w:w="2200" w:type="dxa"/>
@@ -8416,7 +8014,6 @@
                 <w:rFonts w:ascii="Arial" w:hAnsi="Arial" w:cs="Arial"/>
               </w:rPr>
             </w:pPr>
-            <w:proofErr w:type="spellStart"/>
             <w:r>
               <w:rPr>
                 <w:rFonts w:ascii="Arial" w:hAnsi="Arial" w:cs="Arial"/>
@@ -8427,7 +8024,6 @@
               </w:rPr>
               <w:t>id_colocacion</w:t>
             </w:r>
-            <w:proofErr w:type="spellEnd"/>
           </w:p>
         </w:tc>
         <w:tc>
@@ -8546,12 +8142,6 @@
         </w:tc>
       </w:tr>
       <w:tr>
-        <w:tblPrEx>
-          <w:tblCellMar>
-            <w:top w:w="0" w:type="dxa"/>
-            <w:bottom w:w="0" w:type="dxa"/>
-          </w:tblCellMar>
-        </w:tblPrEx>
         <w:tc>
           <w:tcPr>
             <w:tcW w:w="2200" w:type="dxa"/>
@@ -8575,7 +8165,6 @@
                 <w:rFonts w:ascii="Arial" w:hAnsi="Arial" w:cs="Arial"/>
               </w:rPr>
             </w:pPr>
-            <w:proofErr w:type="spellStart"/>
             <w:r>
               <w:rPr>
                 <w:rFonts w:ascii="Arial" w:hAnsi="Arial" w:cs="Arial"/>
@@ -8586,7 +8175,6 @@
               </w:rPr>
               <w:t>id_contacto</w:t>
             </w:r>
-            <w:proofErr w:type="spellEnd"/>
           </w:p>
         </w:tc>
         <w:tc>
@@ -8702,12 +8290,6 @@
         </w:tc>
       </w:tr>
       <w:tr>
-        <w:tblPrEx>
-          <w:tblCellMar>
-            <w:top w:w="0" w:type="dxa"/>
-            <w:bottom w:w="0" w:type="dxa"/>
-          </w:tblCellMar>
-        </w:tblPrEx>
         <w:tc>
           <w:tcPr>
             <w:tcW w:w="2200" w:type="dxa"/>
@@ -8732,7 +8314,6 @@
                 <w:rFonts w:ascii="Arial" w:hAnsi="Arial" w:cs="Arial"/>
               </w:rPr>
             </w:pPr>
-            <w:proofErr w:type="spellStart"/>
             <w:r>
               <w:rPr>
                 <w:rFonts w:ascii="Arial" w:hAnsi="Arial" w:cs="Arial"/>
@@ -8741,7 +8322,6 @@
               </w:rPr>
               <w:t>correlativo_mensual</w:t>
             </w:r>
-            <w:proofErr w:type="spellEnd"/>
           </w:p>
         </w:tc>
         <w:tc>
@@ -8850,12 +8430,6 @@
         </w:tc>
       </w:tr>
       <w:tr>
-        <w:tblPrEx>
-          <w:tblCellMar>
-            <w:top w:w="0" w:type="dxa"/>
-            <w:bottom w:w="0" w:type="dxa"/>
-          </w:tblCellMar>
-        </w:tblPrEx>
         <w:tc>
           <w:tcPr>
             <w:tcW w:w="2200" w:type="dxa"/>
@@ -8982,12 +8556,6 @@
         </w:tc>
       </w:tr>
       <w:tr>
-        <w:tblPrEx>
-          <w:tblCellMar>
-            <w:top w:w="0" w:type="dxa"/>
-            <w:bottom w:w="0" w:type="dxa"/>
-          </w:tblCellMar>
-        </w:tblPrEx>
         <w:tc>
           <w:tcPr>
             <w:tcW w:w="2200" w:type="dxa"/>
@@ -9012,7 +8580,6 @@
                 <w:rFonts w:ascii="Arial" w:hAnsi="Arial" w:cs="Arial"/>
               </w:rPr>
             </w:pPr>
-            <w:proofErr w:type="spellStart"/>
             <w:r>
               <w:rPr>
                 <w:rFonts w:ascii="Arial" w:hAnsi="Arial" w:cs="Arial"/>
@@ -9021,7 +8588,6 @@
               </w:rPr>
               <w:t>horas_trabajadas</w:t>
             </w:r>
-            <w:proofErr w:type="spellEnd"/>
           </w:p>
         </w:tc>
         <w:tc>
@@ -9130,12 +8696,6 @@
         </w:tc>
       </w:tr>
       <w:tr>
-        <w:tblPrEx>
-          <w:tblCellMar>
-            <w:top w:w="0" w:type="dxa"/>
-            <w:bottom w:w="0" w:type="dxa"/>
-          </w:tblCellMar>
-        </w:tblPrEx>
         <w:tc>
           <w:tcPr>
             <w:tcW w:w="2200" w:type="dxa"/>
@@ -9159,7 +8719,6 @@
                 <w:rFonts w:ascii="Arial" w:hAnsi="Arial" w:cs="Arial"/>
               </w:rPr>
             </w:pPr>
-            <w:proofErr w:type="spellStart"/>
             <w:r>
               <w:rPr>
                 <w:rFonts w:ascii="Arial" w:hAnsi="Arial" w:cs="Arial"/>
@@ -9168,7 +8727,6 @@
               </w:rPr>
               <w:t>actividades_realizadas</w:t>
             </w:r>
-            <w:proofErr w:type="spellEnd"/>
           </w:p>
         </w:tc>
         <w:tc>
@@ -9264,12 +8822,6 @@
         </w:tc>
       </w:tr>
       <w:tr>
-        <w:tblPrEx>
-          <w:tblCellMar>
-            <w:top w:w="0" w:type="dxa"/>
-            <w:bottom w:w="0" w:type="dxa"/>
-          </w:tblCellMar>
-        </w:tblPrEx>
         <w:tc>
           <w:tcPr>
             <w:tcW w:w="2200" w:type="dxa"/>
@@ -9463,12 +9015,6 @@
         <w:gridCol w:w="1140"/>
       </w:tblGrid>
       <w:tr>
-        <w:tblPrEx>
-          <w:tblCellMar>
-            <w:top w:w="0" w:type="dxa"/>
-            <w:bottom w:w="0" w:type="dxa"/>
-          </w:tblCellMar>
-        </w:tblPrEx>
         <w:trPr>
           <w:tblHeader/>
         </w:trPr>
@@ -9618,12 +9164,6 @@
         </w:tc>
       </w:tr>
       <w:tr>
-        <w:tblPrEx>
-          <w:tblCellMar>
-            <w:top w:w="0" w:type="dxa"/>
-            <w:bottom w:w="0" w:type="dxa"/>
-          </w:tblCellMar>
-        </w:tblPrEx>
         <w:tc>
           <w:tcPr>
             <w:tcW w:w="2200" w:type="dxa"/>
@@ -9647,7 +9187,6 @@
                 <w:rFonts w:ascii="Arial" w:hAnsi="Arial" w:cs="Arial"/>
               </w:rPr>
             </w:pPr>
-            <w:proofErr w:type="spellStart"/>
             <w:r>
               <w:rPr>
                 <w:rFonts w:ascii="Arial" w:hAnsi="Arial" w:cs="Arial"/>
@@ -9658,7 +9197,6 @@
               </w:rPr>
               <w:t>id_evaluacion</w:t>
             </w:r>
-            <w:proofErr w:type="spellEnd"/>
           </w:p>
         </w:tc>
         <w:tc>
@@ -9774,12 +9312,6 @@
         </w:tc>
       </w:tr>
       <w:tr>
-        <w:tblPrEx>
-          <w:tblCellMar>
-            <w:top w:w="0" w:type="dxa"/>
-            <w:bottom w:w="0" w:type="dxa"/>
-          </w:tblCellMar>
-        </w:tblPrEx>
         <w:tc>
           <w:tcPr>
             <w:tcW w:w="2200" w:type="dxa"/>
@@ -9804,7 +9336,6 @@
                 <w:rFonts w:ascii="Arial" w:hAnsi="Arial" w:cs="Arial"/>
               </w:rPr>
             </w:pPr>
-            <w:proofErr w:type="spellStart"/>
             <w:r>
               <w:rPr>
                 <w:rFonts w:ascii="Arial" w:hAnsi="Arial" w:cs="Arial"/>
@@ -9815,7 +9346,6 @@
               </w:rPr>
               <w:t>id_colocacion</w:t>
             </w:r>
-            <w:proofErr w:type="spellEnd"/>
           </w:p>
         </w:tc>
         <w:tc>
@@ -9934,12 +9464,6 @@
         </w:tc>
       </w:tr>
       <w:tr>
-        <w:tblPrEx>
-          <w:tblCellMar>
-            <w:top w:w="0" w:type="dxa"/>
-            <w:bottom w:w="0" w:type="dxa"/>
-          </w:tblCellMar>
-        </w:tblPrEx>
         <w:tc>
           <w:tcPr>
             <w:tcW w:w="2200" w:type="dxa"/>
@@ -9963,7 +9487,6 @@
                 <w:rFonts w:ascii="Arial" w:hAnsi="Arial" w:cs="Arial"/>
               </w:rPr>
             </w:pPr>
-            <w:proofErr w:type="spellStart"/>
             <w:r>
               <w:rPr>
                 <w:rFonts w:ascii="Arial" w:hAnsi="Arial" w:cs="Arial"/>
@@ -9974,7 +9497,6 @@
               </w:rPr>
               <w:t>id_catedratico</w:t>
             </w:r>
-            <w:proofErr w:type="spellEnd"/>
           </w:p>
         </w:tc>
         <w:tc>
@@ -10090,12 +9612,6 @@
         </w:tc>
       </w:tr>
       <w:tr>
-        <w:tblPrEx>
-          <w:tblCellMar>
-            <w:top w:w="0" w:type="dxa"/>
-            <w:bottom w:w="0" w:type="dxa"/>
-          </w:tblCellMar>
-        </w:tblPrEx>
         <w:tc>
           <w:tcPr>
             <w:tcW w:w="2200" w:type="dxa"/>
@@ -10120,7 +9636,6 @@
                 <w:rFonts w:ascii="Arial" w:hAnsi="Arial" w:cs="Arial"/>
               </w:rPr>
             </w:pPr>
-            <w:proofErr w:type="spellStart"/>
             <w:r>
               <w:rPr>
                 <w:rFonts w:ascii="Arial" w:hAnsi="Arial" w:cs="Arial"/>
@@ -10129,7 +9644,6 @@
               </w:rPr>
               <w:t>tipo_evaluacion</w:t>
             </w:r>
-            <w:proofErr w:type="spellEnd"/>
           </w:p>
         </w:tc>
         <w:tc>
@@ -10228,12 +9742,6 @@
         </w:tc>
       </w:tr>
       <w:tr>
-        <w:tblPrEx>
-          <w:tblCellMar>
-            <w:top w:w="0" w:type="dxa"/>
-            <w:bottom w:w="0" w:type="dxa"/>
-          </w:tblCellMar>
-        </w:tblPrEx>
         <w:tc>
           <w:tcPr>
             <w:tcW w:w="2200" w:type="dxa"/>
@@ -10257,7 +9765,6 @@
                 <w:rFonts w:ascii="Arial" w:hAnsi="Arial" w:cs="Arial"/>
               </w:rPr>
             </w:pPr>
-            <w:proofErr w:type="spellStart"/>
             <w:r>
               <w:rPr>
                 <w:rFonts w:ascii="Arial" w:hAnsi="Arial" w:cs="Arial"/>
@@ -10266,7 +9773,6 @@
               </w:rPr>
               <w:t>fecha_evaluacion</w:t>
             </w:r>
-            <w:proofErr w:type="spellEnd"/>
           </w:p>
         </w:tc>
         <w:tc>
@@ -10425,12 +9931,6 @@
         <w:gridCol w:w="1130"/>
       </w:tblGrid>
       <w:tr>
-        <w:tblPrEx>
-          <w:tblCellMar>
-            <w:top w:w="0" w:type="dxa"/>
-            <w:bottom w:w="0" w:type="dxa"/>
-          </w:tblCellMar>
-        </w:tblPrEx>
         <w:trPr>
           <w:tblHeader/>
         </w:trPr>
@@ -10580,12 +10080,6 @@
         </w:tc>
       </w:tr>
       <w:tr>
-        <w:tblPrEx>
-          <w:tblCellMar>
-            <w:top w:w="0" w:type="dxa"/>
-            <w:bottom w:w="0" w:type="dxa"/>
-          </w:tblCellMar>
-        </w:tblPrEx>
         <w:tc>
           <w:tcPr>
             <w:tcW w:w="2200" w:type="dxa"/>
@@ -10609,7 +10103,6 @@
                 <w:rFonts w:ascii="Arial" w:hAnsi="Arial" w:cs="Arial"/>
               </w:rPr>
             </w:pPr>
-            <w:proofErr w:type="spellStart"/>
             <w:r>
               <w:rPr>
                 <w:rFonts w:ascii="Arial" w:hAnsi="Arial" w:cs="Arial"/>
@@ -10620,7 +10113,6 @@
               </w:rPr>
               <w:t>id_criterio</w:t>
             </w:r>
-            <w:proofErr w:type="spellEnd"/>
           </w:p>
         </w:tc>
         <w:tc>
@@ -10736,12 +10228,6 @@
         </w:tc>
       </w:tr>
       <w:tr>
-        <w:tblPrEx>
-          <w:tblCellMar>
-            <w:top w:w="0" w:type="dxa"/>
-            <w:bottom w:w="0" w:type="dxa"/>
-          </w:tblCellMar>
-        </w:tblPrEx>
         <w:tc>
           <w:tcPr>
             <w:tcW w:w="2200" w:type="dxa"/>
@@ -10766,7 +10252,6 @@
                 <w:rFonts w:ascii="Arial" w:hAnsi="Arial" w:cs="Arial"/>
               </w:rPr>
             </w:pPr>
-            <w:proofErr w:type="spellStart"/>
             <w:r>
               <w:rPr>
                 <w:rFonts w:ascii="Arial" w:hAnsi="Arial" w:cs="Arial"/>
@@ -10775,7 +10260,6 @@
               </w:rPr>
               <w:t>nombre_criterio</w:t>
             </w:r>
-            <w:proofErr w:type="spellEnd"/>
           </w:p>
         </w:tc>
         <w:tc>
@@ -10874,12 +10358,6 @@
         </w:tc>
       </w:tr>
       <w:tr>
-        <w:tblPrEx>
-          <w:tblCellMar>
-            <w:top w:w="0" w:type="dxa"/>
-            <w:bottom w:w="0" w:type="dxa"/>
-          </w:tblCellMar>
-        </w:tblPrEx>
         <w:tc>
           <w:tcPr>
             <w:tcW w:w="2200" w:type="dxa"/>
@@ -10903,7 +10381,6 @@
                 <w:rFonts w:ascii="Arial" w:hAnsi="Arial" w:cs="Arial"/>
               </w:rPr>
             </w:pPr>
-            <w:proofErr w:type="spellStart"/>
             <w:r>
               <w:rPr>
                 <w:rFonts w:ascii="Arial" w:hAnsi="Arial" w:cs="Arial"/>
@@ -10913,7 +10390,6 @@
               <w:lastRenderedPageBreak/>
               <w:t>descripcion</w:t>
             </w:r>
-            <w:proofErr w:type="spellEnd"/>
           </w:p>
         </w:tc>
         <w:tc>
@@ -11072,12 +10548,6 @@
         <w:gridCol w:w="1140"/>
       </w:tblGrid>
       <w:tr>
-        <w:tblPrEx>
-          <w:tblCellMar>
-            <w:top w:w="0" w:type="dxa"/>
-            <w:bottom w:w="0" w:type="dxa"/>
-          </w:tblCellMar>
-        </w:tblPrEx>
         <w:trPr>
           <w:tblHeader/>
         </w:trPr>
@@ -11227,12 +10697,6 @@
         </w:tc>
       </w:tr>
       <w:tr>
-        <w:tblPrEx>
-          <w:tblCellMar>
-            <w:top w:w="0" w:type="dxa"/>
-            <w:bottom w:w="0" w:type="dxa"/>
-          </w:tblCellMar>
-        </w:tblPrEx>
         <w:tc>
           <w:tcPr>
             <w:tcW w:w="2200" w:type="dxa"/>
@@ -11256,7 +10720,6 @@
                 <w:rFonts w:ascii="Arial" w:hAnsi="Arial" w:cs="Arial"/>
               </w:rPr>
             </w:pPr>
-            <w:proofErr w:type="spellStart"/>
             <w:r>
               <w:rPr>
                 <w:rFonts w:ascii="Arial" w:hAnsi="Arial" w:cs="Arial"/>
@@ -11267,7 +10730,6 @@
               </w:rPr>
               <w:t>id_evaluacion</w:t>
             </w:r>
-            <w:proofErr w:type="spellEnd"/>
           </w:p>
         </w:tc>
         <w:tc>
@@ -11383,12 +10845,6 @@
         </w:tc>
       </w:tr>
       <w:tr>
-        <w:tblPrEx>
-          <w:tblCellMar>
-            <w:top w:w="0" w:type="dxa"/>
-            <w:bottom w:w="0" w:type="dxa"/>
-          </w:tblCellMar>
-        </w:tblPrEx>
         <w:tc>
           <w:tcPr>
             <w:tcW w:w="2200" w:type="dxa"/>
@@ -11413,7 +10869,6 @@
                 <w:rFonts w:ascii="Arial" w:hAnsi="Arial" w:cs="Arial"/>
               </w:rPr>
             </w:pPr>
-            <w:proofErr w:type="spellStart"/>
             <w:r>
               <w:rPr>
                 <w:rFonts w:ascii="Arial" w:hAnsi="Arial" w:cs="Arial"/>
@@ -11424,7 +10879,6 @@
               </w:rPr>
               <w:t>id_criterio</w:t>
             </w:r>
-            <w:proofErr w:type="spellEnd"/>
           </w:p>
         </w:tc>
         <w:tc>
@@ -11543,12 +10997,6 @@
         </w:tc>
       </w:tr>
       <w:tr>
-        <w:tblPrEx>
-          <w:tblCellMar>
-            <w:top w:w="0" w:type="dxa"/>
-            <w:bottom w:w="0" w:type="dxa"/>
-          </w:tblCellMar>
-        </w:tblPrEx>
         <w:tc>
           <w:tcPr>
             <w:tcW w:w="2200" w:type="dxa"/>
@@ -11786,10 +11234,10 @@
           <w:rFonts w:ascii="Arial" w:hAnsi="Arial" w:cs="Arial"/>
         </w:rPr>
         <w:drawing>
-          <wp:inline distT="0" distB="0" distL="0" distR="0" wp14:anchorId="3B41E96A" wp14:editId="421F770E">
-            <wp:extent cx="5126514" cy="7153275"/>
+          <wp:inline distT="0" distB="0" distL="0" distR="0" wp14:anchorId="4B83A4F9" wp14:editId="7DE238D6">
+            <wp:extent cx="4427035" cy="7419975"/>
             <wp:effectExtent l="0" t="0" r="0" b="0"/>
-            <wp:docPr id="1612504035" name="Imagen 6"/>
+            <wp:docPr id="261515703" name="Imagen 5"/>
             <wp:cNvGraphicFramePr>
               <a:graphicFrameLocks xmlns:a="http://schemas.openxmlformats.org/drawingml/2006/main" noChangeAspect="1"/>
             </wp:cNvGraphicFramePr>
@@ -11797,7 +11245,7 @@
               <a:graphicData uri="http://schemas.openxmlformats.org/drawingml/2006/picture">
                 <pic:pic xmlns:pic="http://schemas.openxmlformats.org/drawingml/2006/picture">
                   <pic:nvPicPr>
-                    <pic:cNvPr id="0" name="Picture 18"/>
+                    <pic:cNvPr id="0" name="Picture 12"/>
                     <pic:cNvPicPr>
                       <a:picLocks noChangeAspect="1" noChangeArrowheads="1"/>
                     </pic:cNvPicPr>
@@ -11818,7 +11266,7 @@
                   <pic:spPr bwMode="auto">
                     <a:xfrm>
                       <a:off x="0" y="0"/>
-                      <a:ext cx="5127092" cy="7154082"/>
+                      <a:ext cx="4434396" cy="7432312"/>
                     </a:xfrm>
                     <a:prstGeom prst="rect">
                       <a:avLst/>
@@ -11834,14 +11282,6 @@
           </wp:inline>
         </w:drawing>
       </w:r>
-    </w:p>
-    <w:p>
-      <w:pPr>
-        <w:spacing w:before="300" w:after="100"/>
-        <w:rPr>
-          <w:rFonts w:ascii="Arial" w:hAnsi="Arial" w:cs="Arial"/>
-        </w:rPr>
-      </w:pPr>
     </w:p>
     <w:p>
       <w:pPr>
@@ -11888,6 +11328,7 @@
       <w:r>
         <w:rPr>
           <w:rFonts w:ascii="Arial" w:hAnsi="Arial" w:cs="Arial"/>
+          <w:noProof/>
         </w:rPr>
         <w:drawing>
           <wp:inline distT="0" distB="0" distL="0" distR="0" wp14:anchorId="60827924" wp14:editId="7CB39921">
@@ -12019,6 +11460,7 @@
       <w:r>
         <w:rPr>
           <w:rFonts w:ascii="Arial" w:hAnsi="Arial" w:cs="Arial"/>
+          <w:noProof/>
         </w:rPr>
         <w:drawing>
           <wp:inline distT="0" distB="0" distL="0" distR="0" wp14:anchorId="7EE06A4E" wp14:editId="67E11CEC">
